--- a/Surat_Tugas_draft_LAMPIRAN_DINAMIS.docx
+++ b/Surat_Tugas_draft_LAMPIRAN_DINAMIS.docx
@@ -296,23 +296,23 @@
         <w:jc w:val="center"/>
         <w:rPr>
           <w:rFonts w:ascii="Arial" w:hAnsi="Arial" w:cs="Arial"/>
-          <w:sz w:val="28"/>
-          <w:szCs w:val="28"/>
+          <w:sz w:val="24"/>
+          <w:szCs w:val="24"/>
         </w:rPr>
       </w:pPr>
       <w:r>
         <w:rPr>
           <w:rFonts w:ascii="Arial" w:hAnsi="Arial" w:cs="Arial"/>
-          <w:sz w:val="28"/>
-          <w:szCs w:val="28"/>
+          <w:sz w:val="24"/>
+          <w:szCs w:val="24"/>
         </w:rPr>
         <w:t xml:space="preserve">Nomor : </w:t>
       </w:r>
       <w:r>
         <w:rPr>
           <w:rFonts w:ascii="Arial" w:hAnsi="Arial" w:cs="Arial"/>
-          <w:sz w:val="28"/>
-          <w:szCs w:val="28"/>
+          <w:sz w:val="24"/>
+          <w:szCs w:val="24"/>
         </w:rPr>
         <w:t>{{nomor}}</w:t>
       </w:r>
@@ -776,15 +776,7 @@
                 <w:sz w:val="24"/>
                 <w:szCs w:val="24"/>
               </w:rPr>
-              <w:t xml:space="preserve"> </w:t>
-            </w:r>
-            <w:r>
-              <w:rPr>
-                <w:rFonts w:ascii="Arial" w:hAnsi="Arial" w:cs="Arial"/>
-                <w:sz w:val="24"/>
-                <w:szCs w:val="24"/>
-              </w:rPr>
-              <w:t>pada:</w:t>
+              <w:t xml:space="preserve"> pada:</w:t>
             </w:r>
           </w:p>
         </w:tc>
@@ -994,6 +986,14 @@
                 <w:szCs w:val="24"/>
               </w:rPr>
             </w:pPr>
+            <w:r>
+              <w:rPr>
+                <w:rFonts w:ascii="Arial" w:hAnsi="Arial" w:cs="Arial"/>
+                <w:sz w:val="24"/>
+                <w:szCs w:val="24"/>
+              </w:rPr>
+              <w:t>{{jam}}</w:t>
+            </w:r>
           </w:p>
         </w:tc>
       </w:tr>
@@ -2125,14 +2125,15 @@
         <w:tblLook w:val="04A0" w:firstRow="1" w:lastRow="0" w:firstColumn="1" w:lastColumn="0" w:noHBand="0" w:noVBand="1"/>
       </w:tblPr>
       <w:tblGrid>
-        <w:gridCol w:w="643"/>
-        <w:gridCol w:w="5579"/>
-        <w:gridCol w:w="3079"/>
+        <w:gridCol w:w="3179"/>
+        <w:gridCol w:w="1494"/>
+        <w:gridCol w:w="1062"/>
+        <w:gridCol w:w="3566"/>
       </w:tblGrid>
       <w:tr>
         <w:tc>
           <w:tcPr>
-            <w:tcW w:w="643" w:type="dxa"/>
+            <w:tcW w:w="3179" w:type="dxa"/>
           </w:tcPr>
           <w:p>
             <w:pPr>
@@ -2160,7 +2161,7 @@
         </w:tc>
         <w:tc>
           <w:tcPr>
-            <w:tcW w:w="5579" w:type="dxa"/>
+            <w:tcW w:w="1494" w:type="dxa"/>
           </w:tcPr>
           <w:p>
             <w:pPr>
@@ -2187,7 +2188,7 @@
         </w:tc>
         <w:tc>
           <w:tcPr>
-            <w:tcW w:w="3079" w:type="dxa"/>
+            <w:tcW w:w="1062" w:type="dxa"/>
           </w:tcPr>
           <w:p>
             <w:pPr>
@@ -2208,6 +2209,33 @@
                 <w:sz w:val="24"/>
                 <w:szCs w:val="24"/>
               </w:rPr>
+              <w:t>NIP</w:t>
+            </w:r>
+          </w:p>
+        </w:tc>
+        <w:tc>
+          <w:tcPr>
+            <w:tcW w:w="3566" w:type="dxa"/>
+          </w:tcPr>
+          <w:p>
+            <w:pPr>
+              <w:jc w:val="center"/>
+              <w:rPr>
+                <w:rFonts w:ascii="Arial" w:hAnsi="Arial" w:cs="Arial"/>
+                <w:b/>
+                <w:bCs/>
+                <w:sz w:val="24"/>
+                <w:szCs w:val="24"/>
+              </w:rPr>
+            </w:pPr>
+            <w:r>
+              <w:rPr>
+                <w:rFonts w:ascii="Arial" w:hAnsi="Arial" w:cs="Arial"/>
+                <w:b/>
+                <w:bCs/>
+                <w:sz w:val="24"/>
+                <w:szCs w:val="24"/>
+              </w:rPr>
               <w:t>JABATAN</w:t>
             </w:r>
           </w:p>
@@ -2216,7 +2244,7 @@
       <w:tr>
         <w:tc>
           <w:tcPr>
-            <w:tcW w:w="643" w:type="dxa"/>
+            <w:tcW w:w="3179" w:type="dxa"/>
           </w:tcPr>
           <w:p>
             <w:pPr>
@@ -2239,7 +2267,7 @@
         </w:tc>
         <w:tc>
           <w:tcPr>
-            <w:tcW w:w="5579" w:type="dxa"/>
+            <w:tcW w:w="1494" w:type="dxa"/>
           </w:tcPr>
           <w:p>
             <w:pPr>
@@ -2262,7 +2290,30 @@
         </w:tc>
         <w:tc>
           <w:tcPr>
-            <w:tcW w:w="3079" w:type="dxa"/>
+            <w:tcW w:w="1062" w:type="dxa"/>
+          </w:tcPr>
+          <w:p>
+            <w:pPr>
+              <w:jc w:val="both"/>
+              <w:rPr>
+                <w:rFonts w:ascii="Arial" w:hAnsi="Arial" w:cs="Arial"/>
+                <w:sz w:val="24"/>
+                <w:szCs w:val="24"/>
+              </w:rPr>
+            </w:pPr>
+            <w:r>
+              <w:rPr>
+                <w:rFonts w:ascii="Arial" w:hAnsi="Arial" w:cs="Arial"/>
+                <w:sz w:val="24"/>
+                <w:szCs w:val="24"/>
+              </w:rPr>
+              <w:t>{{nip}}</w:t>
+            </w:r>
+          </w:p>
+        </w:tc>
+        <w:tc>
+          <w:tcPr>
+            <w:tcW w:w="3566" w:type="dxa"/>
           </w:tcPr>
           <w:p>
             <w:pPr>
@@ -3040,6 +3091,7 @@
   <w:style w:type="character" w:default="1" w:styleId="DefaultParagraphFont">
     <w:name w:val="Default Paragraph Font"/>
     <w:uiPriority w:val="1"/>
+    <w:semiHidden/>
     <w:unhideWhenUsed/>
   </w:style>
   <w:style w:type="table" w:default="1" w:styleId="TableNormal">
